--- a/Моделирование/Лр4/ЛР4_Моделирование_Лаврешин.docx
+++ b/Моделирование/Лр4/ЛР4_Моделирование_Лаврешин.docx
@@ -1432,23 +1432,7 @@
           <w:sz w:val="28"/>
           <w:szCs w:val="28"/>
         </w:rPr>
-        <w:t xml:space="preserve">азработать имитационную модель в среде </w:t>
-      </w:r>
-      <w:proofErr w:type="spellStart"/>
-      <w:r>
-        <w:rPr>
-          <w:sz w:val="28"/>
-          <w:szCs w:val="28"/>
-        </w:rPr>
-        <w:t>AnyLogic</w:t>
-      </w:r>
-      <w:proofErr w:type="spellEnd"/>
-      <w:r>
-        <w:rPr>
-          <w:sz w:val="28"/>
-          <w:szCs w:val="28"/>
-        </w:rPr>
-        <w:t>. Выполнить сравнительную оценку результатов имитационного моделирования и аналитического</w:t>
+        <w:t>азработать имитационную модель в среде AnyLogic. Выполнить сравнительную оценку результатов имитационного моделирования и аналитического</w:t>
       </w:r>
       <w:r>
         <w:rPr>
@@ -1531,11 +1515,7 @@
         <w:jc w:val="both"/>
       </w:pPr>
       <w:r>
-        <w:t xml:space="preserve">Далее необходимо оценить следующие характеристики системы массового обслуживания, полученные в результате имитационного моделирования, а также вычислить их аналитически, используя формулы из приложения 1: коэффициент загрузки ρ, среднее время пребывания заявки в системе </w:t>
-      </w:r>
-      <w:proofErr w:type="spellStart"/>
-      <w:r>
-        <w:t>T</w:t>
+        <w:t>Далее необходимо оценить следующие характеристики системы массового обслуживания, полученные в результате имитационного моделирования, а также вычислить их аналитически, используя формулы из приложения 1: коэффициент загрузки ρ, среднее время пребывания заявки в системе T</w:t>
       </w:r>
       <w:r>
         <w:rPr>
@@ -1543,13 +1523,8 @@
         </w:rPr>
         <w:t>пр</w:t>
       </w:r>
-      <w:proofErr w:type="spellEnd"/>
-      <w:r>
-        <w:t xml:space="preserve">, среднее время ожидания в очереди </w:t>
-      </w:r>
-      <w:proofErr w:type="spellStart"/>
-      <w:r>
-        <w:t>Т</w:t>
+      <w:r>
+        <w:t>, среднее время ожидания в очереди Т</w:t>
       </w:r>
       <w:r>
         <w:rPr>
@@ -1557,13 +1532,8 @@
         </w:rPr>
         <w:t>ож</w:t>
       </w:r>
-      <w:proofErr w:type="spellEnd"/>
-      <w:r>
-        <w:t xml:space="preserve">, среднюю длину очереди L, при необходимости вероятность отказа </w:t>
-      </w:r>
-      <w:proofErr w:type="spellStart"/>
-      <w:r>
-        <w:t>P</w:t>
+      <w:r>
+        <w:t>, среднюю длину очереди L, при необходимости вероятность отказа P</w:t>
       </w:r>
       <w:r>
         <w:rPr>
@@ -1571,7 +1541,6 @@
         </w:rPr>
         <w:t>отк</w:t>
       </w:r>
-      <w:proofErr w:type="spellEnd"/>
       <w:r>
         <w:t xml:space="preserve">, а также среднее количество заявок в системе М. </w:t>
       </w:r>
@@ -1646,39 +1615,7 @@
           <w:sz w:val="28"/>
           <w:szCs w:val="28"/>
         </w:rPr>
-        <w:t xml:space="preserve">Модель построена на агенте </w:t>
-      </w:r>
-      <w:proofErr w:type="spellStart"/>
-      <w:r>
-        <w:rPr>
-          <w:sz w:val="28"/>
-          <w:szCs w:val="28"/>
-        </w:rPr>
-        <w:t>Main</w:t>
-      </w:r>
-      <w:proofErr w:type="spellEnd"/>
-      <w:r>
-        <w:rPr>
-          <w:sz w:val="28"/>
-          <w:szCs w:val="28"/>
-        </w:rPr>
-        <w:t xml:space="preserve"> с использованием Process </w:t>
-      </w:r>
-      <w:proofErr w:type="spellStart"/>
-      <w:r>
-        <w:rPr>
-          <w:sz w:val="28"/>
-          <w:szCs w:val="28"/>
-        </w:rPr>
-        <w:t>Modeling</w:t>
-      </w:r>
-      <w:proofErr w:type="spellEnd"/>
-      <w:r>
-        <w:rPr>
-          <w:sz w:val="28"/>
-          <w:szCs w:val="28"/>
-        </w:rPr>
-        <w:t xml:space="preserve"> Library. Структура представлена на рисунке 1. </w:t>
+        <w:t xml:space="preserve">Модель построена на агенте Main с использованием Process Modeling Library. Структура представлена на рисунке 1. </w:t>
       </w:r>
     </w:p>
     <w:p>
@@ -1700,6 +1637,7 @@
         <w:rPr>
           <w:b/>
           <w:bCs/>
+          <w:noProof/>
           <w:sz w:val="28"/>
           <w:szCs w:val="28"/>
         </w:rPr>
@@ -1797,123 +1735,8 @@
           <w:sz w:val="28"/>
           <w:szCs w:val="28"/>
         </w:rPr>
-        <w:t xml:space="preserve">В настройках модели были заданы следующие параметры. Блок </w:t>
-      </w:r>
-      <w:proofErr w:type="spellStart"/>
-      <w:r>
-        <w:rPr>
-          <w:sz w:val="28"/>
-          <w:szCs w:val="28"/>
-        </w:rPr>
-        <w:t>source</w:t>
-      </w:r>
-      <w:proofErr w:type="spellEnd"/>
-      <w:r>
-        <w:rPr>
-          <w:sz w:val="28"/>
-          <w:szCs w:val="28"/>
-        </w:rPr>
-        <w:t xml:space="preserve"> генерирует заявки согласно времени между прибытиями, которое подчиняется экспоненциальному распределению с параметром </w:t>
-      </w:r>
-      <w:proofErr w:type="spellStart"/>
-      <w:proofErr w:type="gramStart"/>
-      <w:r>
-        <w:rPr>
-          <w:sz w:val="28"/>
-          <w:szCs w:val="28"/>
-        </w:rPr>
-        <w:t>exponential</w:t>
-      </w:r>
-      <w:proofErr w:type="spellEnd"/>
-      <w:r>
-        <w:rPr>
-          <w:sz w:val="28"/>
-          <w:szCs w:val="28"/>
-        </w:rPr>
-        <w:t>(</w:t>
-      </w:r>
-      <w:proofErr w:type="gramEnd"/>
-      <w:r>
-        <w:rPr>
-          <w:sz w:val="28"/>
-          <w:szCs w:val="28"/>
-        </w:rPr>
-        <w:t xml:space="preserve">1.0/3000.0), где единицы измерения указаны в секундах, что соответствует среднему интервалу поступления 3000 секунд. Далее заявки поступают в очередь </w:t>
-      </w:r>
-      <w:proofErr w:type="spellStart"/>
-      <w:r>
-        <w:rPr>
-          <w:sz w:val="28"/>
-          <w:szCs w:val="28"/>
-        </w:rPr>
-        <w:t>queue</w:t>
-      </w:r>
-      <w:proofErr w:type="spellEnd"/>
-      <w:r>
-        <w:rPr>
-          <w:sz w:val="28"/>
-          <w:szCs w:val="28"/>
-        </w:rPr>
-        <w:t xml:space="preserve"> с вместимостью 1000, что на практике означает отсутствие существенного ограничения по длине очереди. Затем заявки проходят блок задержки </w:t>
-      </w:r>
-      <w:proofErr w:type="spellStart"/>
-      <w:r>
-        <w:rPr>
-          <w:sz w:val="28"/>
-          <w:szCs w:val="28"/>
-        </w:rPr>
-        <w:t>delay</w:t>
-      </w:r>
-      <w:proofErr w:type="spellEnd"/>
-      <w:r>
-        <w:rPr>
-          <w:sz w:val="28"/>
-          <w:szCs w:val="28"/>
-        </w:rPr>
-        <w:t xml:space="preserve">, где время обслуживания также распределено экспоненциально с параметром </w:t>
-      </w:r>
-      <w:proofErr w:type="spellStart"/>
-      <w:proofErr w:type="gramStart"/>
-      <w:r>
-        <w:rPr>
-          <w:sz w:val="28"/>
-          <w:szCs w:val="28"/>
-        </w:rPr>
-        <w:t>exponential</w:t>
-      </w:r>
-      <w:proofErr w:type="spellEnd"/>
-      <w:r>
-        <w:rPr>
-          <w:sz w:val="28"/>
-          <w:szCs w:val="28"/>
-        </w:rPr>
-        <w:t>(</w:t>
-      </w:r>
-      <w:proofErr w:type="gramEnd"/>
-      <w:r>
-        <w:rPr>
-          <w:sz w:val="28"/>
-          <w:szCs w:val="28"/>
-        </w:rPr>
-        <w:t xml:space="preserve">1.0/1800.0), что даёт среднее время обслуживания 1800 секунд, при этом вместимость канала установлена равной 1, то есть система является одноканальной. Модель запускается в виртуальном времени с конечным временем прогона 100000000 секунд, а генератор случайных чисел зафиксирован через </w:t>
-      </w:r>
-      <w:proofErr w:type="spellStart"/>
-      <w:r>
-        <w:rPr>
-          <w:sz w:val="28"/>
-          <w:szCs w:val="28"/>
-        </w:rPr>
-        <w:t>seed</w:t>
-      </w:r>
-      <w:proofErr w:type="spellEnd"/>
-      <w:r>
-        <w:rPr>
-          <w:sz w:val="28"/>
-          <w:szCs w:val="28"/>
-        </w:rPr>
-        <w:t xml:space="preserve"> = 1 для обеспечения воспроизводимости результатов. На принципиальной схеме модели добавлены динамические текстовые индикаторы, позволяющие наблюдать ключевые показатели в реальном времени: коэффициент загрузки вычисляется как </w:t>
-      </w:r>
-      <w:proofErr w:type="spellStart"/>
+        <w:t xml:space="preserve">В настройках модели были заданы следующие параметры. Блок source генерирует заявки согласно времени между прибытиями, которое подчиняется экспоненциальному распределению с параметром exponential(1.0/3000.0), где единицы измерения указаны в секундах, что соответствует среднему интервалу поступления 3000 секунд. Далее заявки поступают в очередь queue с вместимостью 1000, что на практике означает отсутствие существенного ограничения по длине очереди. Затем заявки проходят блок задержки delay, где время обслуживания также распределено экспоненциально с параметром exponential(1.0/1800.0), что даёт среднее время обслуживания 1800 секунд, при этом вместимость канала установлена равной 1, то есть система является одноканальной. Модель запускается в виртуальном времени с конечным временем прогона 100000000 секунд, а генератор случайных чисел зафиксирован через seed = 1 для обеспечения воспроизводимости результатов. На принципиальной схеме модели добавлены динамические текстовые индикаторы, позволяющие наблюдать ключевые показатели в реальном времени: коэффициент загрузки вычисляется как </w:t>
+      </w:r>
       <w:r>
         <w:rPr>
           <w:sz w:val="28"/>
@@ -1929,31 +1752,12 @@
         </w:rPr>
         <w:t>им</w:t>
       </w:r>
-      <w:proofErr w:type="spellEnd"/>
-      <w:r>
-        <w:rPr>
-          <w:sz w:val="28"/>
-          <w:szCs w:val="28"/>
-        </w:rPr>
-        <w:t xml:space="preserve"> = </w:t>
-      </w:r>
-      <w:proofErr w:type="spellStart"/>
-      <w:proofErr w:type="gramStart"/>
-      <w:r>
-        <w:rPr>
-          <w:sz w:val="28"/>
-          <w:szCs w:val="28"/>
-        </w:rPr>
-        <w:t>delay.statsUtilization.mean</w:t>
-      </w:r>
-      <w:proofErr w:type="spellEnd"/>
-      <w:proofErr w:type="gramEnd"/>
-      <w:r>
-        <w:rPr>
-          <w:sz w:val="28"/>
-          <w:szCs w:val="28"/>
-        </w:rPr>
-        <w:t>(), а средняя длина очереди</w:t>
+      <w:r>
+        <w:rPr>
+          <w:sz w:val="28"/>
+          <w:szCs w:val="28"/>
+        </w:rPr>
+        <w:t xml:space="preserve"> = delay.statsUtilization.mean(), а средняя длина очереди</w:t>
       </w:r>
       <w:r>
         <w:rPr>
@@ -1974,15 +1778,7 @@
           <w:sz w:val="28"/>
           <w:szCs w:val="28"/>
         </w:rPr>
-        <w:t xml:space="preserve">как </w:t>
-      </w:r>
-      <w:proofErr w:type="spellStart"/>
-      <w:r>
-        <w:rPr>
-          <w:sz w:val="28"/>
-          <w:szCs w:val="28"/>
-        </w:rPr>
-        <w:t>L</w:t>
+        <w:t>как L</w:t>
       </w:r>
       <w:r>
         <w:rPr>
@@ -1992,29 +1788,12 @@
         </w:rPr>
         <w:t>q</w:t>
       </w:r>
-      <w:proofErr w:type="spellEnd"/>
-      <w:r>
-        <w:rPr>
-          <w:sz w:val="28"/>
-          <w:szCs w:val="28"/>
-        </w:rPr>
-        <w:t xml:space="preserve"> = </w:t>
-      </w:r>
-      <w:proofErr w:type="spellStart"/>
-      <w:r>
-        <w:rPr>
-          <w:sz w:val="28"/>
-          <w:szCs w:val="28"/>
-        </w:rPr>
-        <w:t>queue.statsSize.mean</w:t>
-      </w:r>
-      <w:proofErr w:type="spellEnd"/>
-      <w:r>
-        <w:rPr>
-          <w:sz w:val="28"/>
-          <w:szCs w:val="28"/>
-        </w:rPr>
-        <w:t xml:space="preserve">(). </w:t>
+      <w:r>
+        <w:rPr>
+          <w:sz w:val="28"/>
+          <w:szCs w:val="28"/>
+        </w:rPr>
+        <w:t xml:space="preserve"> = queue.statsSize.mean(). </w:t>
       </w:r>
     </w:p>
     <w:p>
@@ -2032,48 +1811,7 @@
           <w:sz w:val="28"/>
           <w:szCs w:val="28"/>
         </w:rPr>
-        <w:t xml:space="preserve">Важно отметить, что в используемой версии </w:t>
-      </w:r>
-      <w:proofErr w:type="spellStart"/>
-      <w:r>
-        <w:rPr>
-          <w:sz w:val="28"/>
-          <w:szCs w:val="28"/>
-        </w:rPr>
-        <w:t>AnyLogic</w:t>
-      </w:r>
-      <w:proofErr w:type="spellEnd"/>
-      <w:r>
-        <w:rPr>
-          <w:sz w:val="28"/>
-          <w:szCs w:val="28"/>
-        </w:rPr>
-        <w:t xml:space="preserve"> функция </w:t>
-      </w:r>
-      <w:proofErr w:type="spellStart"/>
-      <w:proofErr w:type="gramStart"/>
-      <w:r>
-        <w:rPr>
-          <w:sz w:val="28"/>
-          <w:szCs w:val="28"/>
-        </w:rPr>
-        <w:t>exponential</w:t>
-      </w:r>
-      <w:proofErr w:type="spellEnd"/>
-      <w:r>
-        <w:rPr>
-          <w:sz w:val="28"/>
-          <w:szCs w:val="28"/>
-        </w:rPr>
-        <w:t>(</w:t>
-      </w:r>
-      <w:proofErr w:type="gramEnd"/>
-      <w:r>
-        <w:rPr>
-          <w:sz w:val="28"/>
-          <w:szCs w:val="28"/>
-        </w:rPr>
-        <w:t xml:space="preserve">) в полях задания времени принимает параметр интенсивности, поэтому для достижения среднего значения 3000 секунд задано 1/3000, а для </w:t>
+        <w:t xml:space="preserve">Важно отметить, что в используемой версии AnyLogic функция exponential() в полях задания времени принимает параметр интенсивности, поэтому для достижения среднего значения 3000 секунд задано 1/3000, а для </w:t>
       </w:r>
       <w:r>
         <w:rPr>
@@ -2130,15 +1868,7 @@
           <w:sz w:val="28"/>
           <w:szCs w:val="28"/>
         </w:rPr>
-        <w:t xml:space="preserve">Исходные данные для расчета характеристик СМО: интенсивность входящего потока составов λ = 1,2 состава/ч; среднее время обслуживания одного состава </w:t>
-      </w:r>
-      <w:proofErr w:type="spellStart"/>
-      <w:r>
-        <w:rPr>
-          <w:sz w:val="28"/>
-          <w:szCs w:val="28"/>
-        </w:rPr>
-        <w:t>T</w:t>
+        <w:t>Исходные данные для расчета характеристик СМО: интенсивность входящего потока составов λ = 1,2 состава/ч; среднее время обслуживания одного состава T</w:t>
       </w:r>
       <w:r>
         <w:rPr>
@@ -2148,7 +1878,6 @@
         </w:rPr>
         <w:t>обс</w:t>
       </w:r>
-      <w:proofErr w:type="spellEnd"/>
       <w:r>
         <w:rPr>
           <w:sz w:val="28"/>
@@ -2171,15 +1900,7 @@
           <w:sz w:val="28"/>
           <w:szCs w:val="28"/>
         </w:rPr>
-        <w:t xml:space="preserve">μ = 1 / </w:t>
-      </w:r>
-      <w:proofErr w:type="spellStart"/>
-      <w:r>
-        <w:rPr>
-          <w:sz w:val="28"/>
-          <w:szCs w:val="28"/>
-        </w:rPr>
-        <w:t>T</w:t>
+        <w:t>μ = 1 / T</w:t>
       </w:r>
       <w:r>
         <w:rPr>
@@ -2187,16 +1908,7 @@
           <w:szCs w:val="28"/>
           <w:vertAlign w:val="subscript"/>
         </w:rPr>
-        <w:t>обс</w:t>
-      </w:r>
-      <w:proofErr w:type="spellEnd"/>
-      <w:r>
-        <w:rPr>
-          <w:sz w:val="28"/>
-          <w:szCs w:val="28"/>
-          <w:vertAlign w:val="subscript"/>
-        </w:rPr>
-        <w:t xml:space="preserve"> </w:t>
+        <w:t xml:space="preserve">обс </w:t>
       </w:r>
       <w:r>
         <w:rPr>
@@ -2263,23 +1975,7 @@
           <w:sz w:val="28"/>
           <w:szCs w:val="28"/>
         </w:rPr>
-        <w:t xml:space="preserve">2. Так как </w:t>
-      </w:r>
-      <w:proofErr w:type="gramStart"/>
-      <w:r>
-        <w:rPr>
-          <w:sz w:val="28"/>
-          <w:szCs w:val="28"/>
-        </w:rPr>
-        <w:t>ρ&lt;</w:t>
-      </w:r>
-      <w:proofErr w:type="gramEnd"/>
-      <w:r>
-        <w:rPr>
-          <w:sz w:val="28"/>
-          <w:szCs w:val="28"/>
-        </w:rPr>
-        <w:t>1, стационарный режим работы системы существует.</w:t>
+        <w:t>2. Так как ρ&lt;1, стационарный режим работы системы существует.</w:t>
       </w:r>
     </w:p>
     <w:p>
@@ -2368,23 +2064,7 @@
           <w:sz w:val="28"/>
           <w:szCs w:val="28"/>
         </w:rPr>
-        <w:t>L = λ² / (</w:t>
-      </w:r>
-      <w:proofErr w:type="gramStart"/>
-      <w:r>
-        <w:rPr>
-          <w:sz w:val="28"/>
-          <w:szCs w:val="28"/>
-        </w:rPr>
-        <w:t>μ(</w:t>
-      </w:r>
-      <w:proofErr w:type="gramEnd"/>
-      <w:r>
-        <w:rPr>
-          <w:sz w:val="28"/>
-          <w:szCs w:val="28"/>
-        </w:rPr>
-        <w:t xml:space="preserve">μ − λ)) = 1,2² / (2(2 − 1,2)) = 1,44 / 1,6 = 0,9 </w:t>
+        <w:t xml:space="preserve">L = λ² / (μ(μ − λ)) = 1,2² / (2(2 − 1,2)) = 1,44 / 1,6 = 0,9 </w:t>
       </w:r>
       <w:r>
         <w:rPr>
@@ -2436,7 +2116,6 @@
           <w:szCs w:val="28"/>
         </w:rPr>
       </w:pPr>
-      <w:proofErr w:type="spellStart"/>
       <w:r>
         <w:rPr>
           <w:sz w:val="28"/>
@@ -2452,7 +2131,6 @@
         </w:rPr>
         <w:t>ож</w:t>
       </w:r>
-      <w:proofErr w:type="spellEnd"/>
       <w:r>
         <w:rPr>
           <w:sz w:val="28"/>
@@ -2694,7 +2372,6 @@
           <w:szCs w:val="28"/>
         </w:rPr>
       </w:pPr>
-      <w:proofErr w:type="spellStart"/>
       <w:r>
         <w:rPr>
           <w:sz w:val="28"/>
@@ -2710,7 +2387,6 @@
         </w:rPr>
         <w:t>пр</w:t>
       </w:r>
-      <w:proofErr w:type="spellEnd"/>
       <w:r>
         <w:rPr>
           <w:sz w:val="28"/>
@@ -2775,7 +2451,6 @@
           <w:szCs w:val="28"/>
         </w:rPr>
       </w:pPr>
-      <w:proofErr w:type="spellStart"/>
       <w:r>
         <w:rPr>
           <w:sz w:val="28"/>
@@ -2791,21 +2466,12 @@
         </w:rPr>
         <w:t>пр</w:t>
       </w:r>
-      <w:proofErr w:type="spellEnd"/>
-      <w:r>
-        <w:rPr>
-          <w:sz w:val="28"/>
-          <w:szCs w:val="28"/>
-        </w:rPr>
-        <w:t xml:space="preserve"> = </w:t>
-      </w:r>
-      <w:proofErr w:type="spellStart"/>
-      <w:r>
-        <w:rPr>
-          <w:sz w:val="28"/>
-          <w:szCs w:val="28"/>
-        </w:rPr>
-        <w:t>T</w:t>
+      <w:r>
+        <w:rPr>
+          <w:sz w:val="28"/>
+          <w:szCs w:val="28"/>
+        </w:rPr>
+        <w:t xml:space="preserve"> = T</w:t>
       </w:r>
       <w:r>
         <w:rPr>
@@ -2815,21 +2481,12 @@
         </w:rPr>
         <w:t>ож</w:t>
       </w:r>
-      <w:proofErr w:type="spellEnd"/>
-      <w:r>
-        <w:rPr>
-          <w:sz w:val="28"/>
-          <w:szCs w:val="28"/>
-        </w:rPr>
-        <w:t xml:space="preserve"> + </w:t>
-      </w:r>
-      <w:proofErr w:type="spellStart"/>
-      <w:r>
-        <w:rPr>
-          <w:sz w:val="28"/>
-          <w:szCs w:val="28"/>
-        </w:rPr>
-        <w:t>T</w:t>
+      <w:r>
+        <w:rPr>
+          <w:sz w:val="28"/>
+          <w:szCs w:val="28"/>
+        </w:rPr>
+        <w:t xml:space="preserve"> + T</w:t>
       </w:r>
       <w:r>
         <w:rPr>
@@ -2839,7 +2496,6 @@
         </w:rPr>
         <w:t>обс</w:t>
       </w:r>
-      <w:proofErr w:type="spellEnd"/>
       <w:r>
         <w:rPr>
           <w:sz w:val="28"/>
@@ -2891,17 +2547,8 @@
           <w:sz w:val="28"/>
           <w:szCs w:val="28"/>
         </w:rPr>
-        <w:t>По результатам моделирования (</w:t>
-      </w:r>
-      <w:proofErr w:type="spellStart"/>
-      <w:r>
-        <w:rPr>
-          <w:sz w:val="28"/>
-          <w:szCs w:val="28"/>
-        </w:rPr>
-        <w:t>stop</w:t>
-      </w:r>
-      <w:proofErr w:type="spellEnd"/>
+        <w:t>По результатам моделирования (stop time = 100000000 сек):</w:t>
+      </w:r>
       <w:r>
         <w:rPr>
           <w:sz w:val="28"/>
@@ -2909,30 +2556,6 @@
         </w:rPr>
         <w:t xml:space="preserve"> </w:t>
       </w:r>
-      <w:proofErr w:type="spellStart"/>
-      <w:r>
-        <w:rPr>
-          <w:sz w:val="28"/>
-          <w:szCs w:val="28"/>
-        </w:rPr>
-        <w:t>time</w:t>
-      </w:r>
-      <w:proofErr w:type="spellEnd"/>
-      <w:r>
-        <w:rPr>
-          <w:sz w:val="28"/>
-          <w:szCs w:val="28"/>
-        </w:rPr>
-        <w:t xml:space="preserve"> = 100000000 сек):</w:t>
-      </w:r>
-      <w:r>
-        <w:rPr>
-          <w:sz w:val="28"/>
-          <w:szCs w:val="28"/>
-        </w:rPr>
-        <w:t xml:space="preserve"> </w:t>
-      </w:r>
-      <w:proofErr w:type="spellStart"/>
       <w:r>
         <w:rPr>
           <w:sz w:val="28"/>
@@ -2948,7 +2571,6 @@
         </w:rPr>
         <w:t>им</w:t>
       </w:r>
-      <w:proofErr w:type="spellEnd"/>
       <w:r>
         <w:rPr>
           <w:sz w:val="28"/>
@@ -2982,15 +2604,7 @@
           <w:sz w:val="28"/>
           <w:szCs w:val="28"/>
         </w:rPr>
-        <w:t xml:space="preserve"> </w:t>
-      </w:r>
-      <w:proofErr w:type="spellStart"/>
-      <w:r>
-        <w:rPr>
-          <w:sz w:val="28"/>
-          <w:szCs w:val="28"/>
-        </w:rPr>
-        <w:t>L</w:t>
+        <w:t xml:space="preserve"> L</w:t>
       </w:r>
       <w:r>
         <w:rPr>
@@ -3000,7 +2614,6 @@
         </w:rPr>
         <w:t>q</w:t>
       </w:r>
-      <w:proofErr w:type="spellEnd"/>
       <w:r>
         <w:rPr>
           <w:sz w:val="28"/>
@@ -3072,7 +2685,6 @@
           <w:szCs w:val="28"/>
         </w:rPr>
       </w:pPr>
-      <w:proofErr w:type="spellStart"/>
       <w:r>
         <w:rPr>
           <w:sz w:val="28"/>
@@ -3086,41 +2698,23 @@
           <w:szCs w:val="28"/>
           <w:vertAlign w:val="subscript"/>
         </w:rPr>
-        <w:t>ож</w:t>
-      </w:r>
-      <w:proofErr w:type="spellEnd"/>
+        <w:t>ож(им)</w:t>
+      </w:r>
+      <w:r>
+        <w:rPr>
+          <w:sz w:val="28"/>
+          <w:szCs w:val="28"/>
+        </w:rPr>
+        <w:t xml:space="preserve"> = L</w:t>
+      </w:r>
       <w:r>
         <w:rPr>
           <w:sz w:val="28"/>
           <w:szCs w:val="28"/>
           <w:vertAlign w:val="subscript"/>
         </w:rPr>
-        <w:t>(им)</w:t>
-      </w:r>
-      <w:r>
-        <w:rPr>
-          <w:sz w:val="28"/>
-          <w:szCs w:val="28"/>
-        </w:rPr>
-        <w:t xml:space="preserve"> = </w:t>
-      </w:r>
-      <w:proofErr w:type="spellStart"/>
-      <w:r>
-        <w:rPr>
-          <w:sz w:val="28"/>
-          <w:szCs w:val="28"/>
-        </w:rPr>
-        <w:t>L</w:t>
-      </w:r>
-      <w:r>
-        <w:rPr>
-          <w:sz w:val="28"/>
-          <w:szCs w:val="28"/>
-          <w:vertAlign w:val="subscript"/>
-        </w:rPr>
         <w:t>q</w:t>
       </w:r>
-      <w:proofErr w:type="spellEnd"/>
       <w:r>
         <w:rPr>
           <w:sz w:val="28"/>
@@ -3212,15 +2806,7 @@
           <w:sz w:val="28"/>
           <w:szCs w:val="28"/>
         </w:rPr>
-        <w:t xml:space="preserve"> ≈ </w:t>
-      </w:r>
-      <w:proofErr w:type="spellStart"/>
-      <w:r>
-        <w:rPr>
-          <w:sz w:val="28"/>
-          <w:szCs w:val="28"/>
-        </w:rPr>
-        <w:t>L</w:t>
+        <w:t xml:space="preserve"> ≈ L</w:t>
       </w:r>
       <w:r>
         <w:rPr>
@@ -3230,7 +2816,6 @@
         </w:rPr>
         <w:t>q</w:t>
       </w:r>
-      <w:proofErr w:type="spellEnd"/>
       <w:r>
         <w:rPr>
           <w:sz w:val="28"/>
@@ -3238,7 +2823,6 @@
         </w:rPr>
         <w:t xml:space="preserve"> + </w:t>
       </w:r>
-      <w:proofErr w:type="spellStart"/>
       <w:r>
         <w:rPr>
           <w:sz w:val="28"/>
@@ -3254,7 +2838,6 @@
         </w:rPr>
         <w:t>им</w:t>
       </w:r>
-      <w:proofErr w:type="spellEnd"/>
       <w:r>
         <w:rPr>
           <w:sz w:val="28"/>
@@ -3266,7 +2849,6 @@
         <w:rPr>
           <w:sz w:val="28"/>
           <w:szCs w:val="28"/>
-          <w:lang w:val="en-US"/>
         </w:rPr>
         <w:tab/>
       </w:r>
@@ -3281,7 +2863,6 @@
         <w:rPr>
           <w:sz w:val="28"/>
           <w:szCs w:val="28"/>
-          <w:lang w:val="en-US"/>
         </w:rPr>
         <w:tab/>
       </w:r>
@@ -3339,7 +2920,6 @@
         <w:ind w:left="1440" w:firstLine="720"/>
         <w:jc w:val="both"/>
       </w:pPr>
-      <w:proofErr w:type="spellStart"/>
       <w:r>
         <w:rPr>
           <w:sz w:val="28"/>
@@ -3353,37 +2933,29 @@
           <w:szCs w:val="28"/>
           <w:vertAlign w:val="subscript"/>
         </w:rPr>
-        <w:t>пр</w:t>
-      </w:r>
-      <w:proofErr w:type="spellEnd"/>
+        <w:t xml:space="preserve">пр(им) </w:t>
+      </w:r>
+      <w:r>
+        <w:rPr>
+          <w:sz w:val="28"/>
+          <w:szCs w:val="28"/>
+        </w:rPr>
+        <w:t>≈ T</w:t>
+      </w:r>
       <w:r>
         <w:rPr>
           <w:sz w:val="28"/>
           <w:szCs w:val="28"/>
           <w:vertAlign w:val="subscript"/>
         </w:rPr>
-        <w:t xml:space="preserve">(им) </w:t>
-      </w:r>
-      <w:r>
-        <w:rPr>
-          <w:sz w:val="28"/>
-          <w:szCs w:val="28"/>
-        </w:rPr>
-        <w:t xml:space="preserve">≈ </w:t>
-      </w:r>
-      <w:r>
-        <w:rPr>
-          <w:sz w:val="28"/>
-          <w:szCs w:val="28"/>
-        </w:rPr>
-        <w:t>https://t.me/ilyalavl</w:t>
-      </w:r>
-      <w:r>
-        <w:rPr>
-          <w:sz w:val="28"/>
-          <w:szCs w:val="28"/>
-        </w:rPr>
-        <w:t>T</w:t>
+        <w:t>ож(им)</w:t>
+      </w:r>
+      <w:r>
+        <w:rPr>
+          <w:sz w:val="28"/>
+          <w:szCs w:val="28"/>
+        </w:rPr>
+        <w:t xml:space="preserve"> + T</w:t>
       </w:r>
       <w:r>
         <w:rPr>
@@ -3391,32 +2963,8 @@
           <w:szCs w:val="28"/>
           <w:vertAlign w:val="subscript"/>
         </w:rPr>
-        <w:t>ож(им)</w:t>
-      </w:r>
-      <w:r>
-        <w:rPr>
-          <w:sz w:val="28"/>
-          <w:szCs w:val="28"/>
-        </w:rPr>
-        <w:t xml:space="preserve"> + </w:t>
-      </w:r>
-      <w:proofErr w:type="spellStart"/>
-      <w:r>
-        <w:rPr>
-          <w:sz w:val="28"/>
-          <w:szCs w:val="28"/>
-        </w:rPr>
-        <w:t>T</w:t>
-      </w:r>
-      <w:r>
-        <w:rPr>
-          <w:sz w:val="28"/>
-          <w:szCs w:val="28"/>
-          <w:vertAlign w:val="subscript"/>
-        </w:rPr>
         <w:t>обс</w:t>
       </w:r>
-      <w:proofErr w:type="spellEnd"/>
       <w:r>
         <w:rPr>
           <w:sz w:val="28"/>
@@ -3682,7 +3230,6 @@
                 <w:szCs w:val="28"/>
               </w:rPr>
             </w:pPr>
-            <w:proofErr w:type="spellStart"/>
             <w:r>
               <w:rPr>
                 <w:sz w:val="28"/>
@@ -3698,7 +3245,6 @@
               </w:rPr>
               <w:t>ож</w:t>
             </w:r>
-            <w:proofErr w:type="spellEnd"/>
           </w:p>
         </w:tc>
         <w:tc>
@@ -3872,7 +3418,6 @@
                 <w:szCs w:val="28"/>
               </w:rPr>
             </w:pPr>
-            <w:proofErr w:type="spellStart"/>
             <w:r>
               <w:rPr>
                 <w:sz w:val="28"/>
@@ -3888,7 +3433,6 @@
               </w:rPr>
               <w:t>пр</w:t>
             </w:r>
-            <w:proofErr w:type="spellEnd"/>
           </w:p>
         </w:tc>
         <w:tc>
@@ -4062,7 +3606,6 @@
                 <w:szCs w:val="28"/>
               </w:rPr>
             </w:pPr>
-            <w:proofErr w:type="spellStart"/>
             <w:r>
               <w:rPr>
                 <w:sz w:val="28"/>
@@ -4078,7 +3621,6 @@
               </w:rPr>
               <w:t>отк</w:t>
             </w:r>
-            <w:proofErr w:type="spellEnd"/>
           </w:p>
         </w:tc>
         <w:tc>
@@ -4168,23 +3710,7 @@
           <w:sz w:val="28"/>
           <w:szCs w:val="28"/>
         </w:rPr>
-        <w:t xml:space="preserve">После завершения прогона модели в </w:t>
-      </w:r>
-      <w:proofErr w:type="spellStart"/>
-      <w:r>
-        <w:rPr>
-          <w:sz w:val="28"/>
-          <w:szCs w:val="28"/>
-        </w:rPr>
-        <w:t>AnyLogic</w:t>
-      </w:r>
-      <w:proofErr w:type="spellEnd"/>
-      <w:r>
-        <w:rPr>
-          <w:sz w:val="28"/>
-          <w:szCs w:val="28"/>
-        </w:rPr>
-        <w:t xml:space="preserve"> получены оценки основных характеристик СМО, что представлено на рисунке 2.</w:t>
+        <w:t>После завершения прогона модели в AnyLogic получены оценки основных характеристик СМО, что представлено на рисунке 2.</w:t>
       </w:r>
     </w:p>
     <w:p>
@@ -4319,7 +3845,6 @@
           <w:sz w:val="28"/>
           <w:szCs w:val="28"/>
         </w:rPr>
-        <w:lastRenderedPageBreak/>
         <w:br w:type="page"/>
       </w:r>
     </w:p>
@@ -4408,15 +3933,7 @@
           <w:sz w:val="28"/>
           <w:szCs w:val="28"/>
         </w:rPr>
-        <w:t xml:space="preserve">а основе проведённой работы построена и успешно запущена имитационная модель станции, функционирующей как одноканальная система массового обслуживания с неограниченной очередью, что позволило в динамике воспроизвести процесс поступления и обработки заявок. Для девятого варианта задания аналитическим методом получены следующие характеристики: коэффициент загрузки ρ составил 0,6, средняя длина очереди </w:t>
-      </w:r>
-      <w:proofErr w:type="spellStart"/>
-      <w:r>
-        <w:rPr>
-          <w:sz w:val="28"/>
-          <w:szCs w:val="28"/>
-        </w:rPr>
-        <w:t>L</w:t>
+        <w:t>а основе проведённой работы построена и успешно запущена имитационная модель станции, функционирующей как одноканальная система массового обслуживания с неограниченной очередью, что позволило в динамике воспроизвести процесс поступления и обработки заявок. Для девятого варианта задания аналитическим методом получены следующие характеристики: коэффициент загрузки ρ составил 0,6, средняя длина очереди L</w:t>
       </w:r>
       <w:r>
         <w:rPr>
@@ -4426,21 +3943,12 @@
         </w:rPr>
         <w:t>q</w:t>
       </w:r>
-      <w:proofErr w:type="spellEnd"/>
-      <w:r>
-        <w:rPr>
-          <w:sz w:val="28"/>
-          <w:szCs w:val="28"/>
-        </w:rPr>
-        <w:t xml:space="preserve"> равна 0,9, среднее время ожидания в очереди </w:t>
-      </w:r>
-      <w:proofErr w:type="spellStart"/>
-      <w:r>
-        <w:rPr>
-          <w:sz w:val="28"/>
-          <w:szCs w:val="28"/>
-        </w:rPr>
-        <w:t>T</w:t>
+      <w:r>
+        <w:rPr>
+          <w:sz w:val="28"/>
+          <w:szCs w:val="28"/>
+        </w:rPr>
+        <w:t xml:space="preserve"> равна 0,9, среднее время ожидания в очереди T</w:t>
       </w:r>
       <w:r>
         <w:rPr>
@@ -4450,7 +3958,6 @@
         </w:rPr>
         <w:t>ож</w:t>
       </w:r>
-      <w:proofErr w:type="spellEnd"/>
       <w:r>
         <w:rPr>
           <w:sz w:val="28"/>
@@ -4491,15 +3998,7 @@
           <w:sz w:val="28"/>
           <w:szCs w:val="28"/>
         </w:rPr>
-        <w:t xml:space="preserve">. Результаты имитационного моделирования оказались близки к аналитическим: коэффициент загрузки ρ равен 0,5961, средняя длина очереди </w:t>
-      </w:r>
-      <w:proofErr w:type="spellStart"/>
-      <w:r>
-        <w:rPr>
-          <w:sz w:val="28"/>
-          <w:szCs w:val="28"/>
-        </w:rPr>
-        <w:t>L</w:t>
+        <w:t>. Результаты имитационного моделирования оказались близки к аналитическим: коэффициент загрузки ρ равен 0,5961, средняя длина очереди L</w:t>
       </w:r>
       <w:r>
         <w:rPr>
@@ -4509,7 +4008,6 @@
         </w:rPr>
         <w:t>q</w:t>
       </w:r>
-      <w:proofErr w:type="spellEnd"/>
       <w:r>
         <w:rPr>
           <w:sz w:val="28"/>
@@ -4522,15 +4020,7 @@
           <w:sz w:val="28"/>
           <w:szCs w:val="28"/>
         </w:rPr>
-        <w:t xml:space="preserve">0,8721, среднее время ожидания </w:t>
-      </w:r>
-      <w:proofErr w:type="spellStart"/>
-      <w:r>
-        <w:rPr>
-          <w:sz w:val="28"/>
-          <w:szCs w:val="28"/>
-        </w:rPr>
-        <w:t>T</w:t>
+        <w:t>0,8721, среднее время ожидания T</w:t>
       </w:r>
       <w:r>
         <w:rPr>
@@ -4540,7 +4030,6 @@
         </w:rPr>
         <w:t>ож</w:t>
       </w:r>
-      <w:proofErr w:type="spellEnd"/>
       <w:r>
         <w:rPr>
           <w:sz w:val="28"/>
@@ -6201,6 +5690,7 @@
   <w:style w:type="character" w:default="1" w:styleId="a0">
     <w:name w:val="Default Paragraph Font"/>
     <w:uiPriority w:val="1"/>
+    <w:semiHidden/>
     <w:unhideWhenUsed/>
   </w:style>
   <w:style w:type="table" w:default="1" w:styleId="a1">
